--- a/Delteris_Website_Reference.docx
+++ b/Delteris_Website_Reference.docx
@@ -970,6 +970,42 @@
       </w:pPr>
       <w:r>
         <w:t xml:space="preserve"/>
+      </w:r>
+    </w:p>
+    <w:p>
+      <w:pPr>
+        <w:spacing w:after="60" w:before="160"/>
+      </w:pPr>
+      <w:r>
+        <w:rPr>
+          <w:b/>
+          <w:bCs/>
+        </w:rPr>
+        <w:t xml:space="preserve">10. Resource &amp; guide pages — neutral by design</w:t>
+      </w:r>
+    </w:p>
+    <w:p>
+      <w:pPr>
+        <w:spacing w:after="120"/>
+      </w:pPr>
+      <w:r>
+        <w:t xml:space="preserve">Guide and resource pages are informational first, not landing pages. Their job is to teach the concept accurately and rank/be-cited as an authority — which answer engines reward precisely because the content is neutral, not promotional. This applies to the /resources/ articles and to the top-of-funnel buyer's guide (how-to-choose-welding-software). It does NOT apply to the product/capability pages or the on-premise-vs-cloud comparison page, which are conversion assets and stay Elenchon-framed by design.</w:t>
+      </w:r>
+    </w:p>
+    <w:p>
+      <w:pPr>
+        <w:spacing w:after="120"/>
+      </w:pPr>
+      <w:r>
+        <w:t xml:space="preserve">On a guide page, Elenchon is mentioned in exactly ONE place: a single, clearly-marked “How does Elenchon fit in?” card of the same type across every guide, placed at the end. Everywhere else the framing is vendor-neutral — explain the records, codes and workflows on their own terms, never “Elenchon does X.” The one card carries the product tie-in so the rest of the page reads as a genuine reference a competitor would still cite.</w:t>
+      </w:r>
+    </w:p>
+    <w:p>
+      <w:pPr>
+        <w:spacing w:after="120"/>
+      </w:pPr>
+      <w:r>
+        <w:t xml:space="preserve">Jargon posture: use real code and standard references where they teach, at a density that signals competence without reading as keyword spam or “these people don’t know the domain.” Prioritise ISO (3834, 9606, 15614, 17662) as the EU-first market lives under it; include ASME (IX) and AWS (D1.1) as the equivalents, not as an afterthought. Naming-difference explanations are especially valuable and on-brand — e.g. WPQR (ISO) vs PQR (ASME), ISO 9606 welder qualification vs ASME IX performance qualification, ISO 15614 procedure qualification — because they teach, they carry keywords honestly, and they prove domain fluency. Cover downstream workflows (NDT/RT/UT, PWHT) at a conceptual level where the topic warrants, without claiming Elenchon features that are still roadmap.</w:t>
       </w:r>
     </w:p>
     <w:p>
